--- a/Resume/Wu_Jiayan_Resume.docx
+++ b/Resume/Wu_Jiayan_Resume.docx
@@ -27,19 +27,26 @@
       <w:r>
         <w:t xml:space="preserve"> Citizen</w:t>
       </w:r>
+      <w:r>
+        <w:t xml:space="preserve"> </w:t>
+      </w:r>
     </w:p>
     <w:p>
       <w:pPr>
-        <w:spacing w:after="100"/>
         <w:jc w:val="center"/>
+        <w:rPr>
+          <w:rFonts w:ascii="微软雅黑" w:eastAsia="微软雅黑" w:hAnsi="微软雅黑" w:cs="微软雅黑"/>
+          <w:lang w:eastAsia="zh-CN"/>
+        </w:rPr>
       </w:pPr>
-      <w:r>
-        <w:rPr>
-          <w:b/>
-          <w:sz w:val="19"/>
-        </w:rPr>
-        <w:t>IT Business &amp; Data Analytics Professional | ERP Systems | Project Management | Bilingual Localization</w:t>
-      </w:r>
+      <w:hyperlink r:id="rId6" w:history="1">
+        <w:r>
+          <w:rPr>
+            <w:rStyle w:val="Hyperlink"/>
+          </w:rPr>
+          <w:t>https://mitb-projects.vercel.app/</w:t>
+        </w:r>
+      </w:hyperlink>
     </w:p>
     <w:p>
       <w:pPr>
@@ -60,19 +67,7 @@
         <w:rPr>
           <w:b/>
         </w:rPr>
-        <w:t>Data</w:t>
-      </w:r>
-      <w:r>
-        <w:rPr>
-          <w:b/>
-        </w:rPr>
-        <w:t xml:space="preserve"> Analytics</w:t>
-      </w:r>
-      <w:r>
-        <w:rPr>
-          <w:b/>
-        </w:rPr>
-        <w:t xml:space="preserve">: </w:t>
+        <w:t xml:space="preserve">Data Analytics: </w:t>
       </w:r>
       <w:r>
         <w:t>Combines business-technology delivery experience with applied skills in Python, R, Tableau, machine learning, and data visualization.</w:t>
@@ -93,22 +88,12 @@
       <w:r>
         <w:rPr>
           <w:b/>
+          <w:bCs/>
         </w:rPr>
-        <w:t xml:space="preserve">Localization &amp; Quality: </w:t>
+        <w:t>Project Delivery:</w:t>
       </w:r>
       <w:r>
-        <w:t>Simplified Chinese localization, English-Chinese translation, proofreading, terminology management, linguistic QA, vendor test review, community/player support</w:t>
-      </w:r>
-    </w:p>
-    <w:p>
-      <w:r>
-        <w:rPr>
-          <w:b/>
-        </w:rPr>
-        <w:t xml:space="preserve">Languages: </w:t>
-      </w:r>
-      <w:r>
-        <w:t>English and Chinese</w:t>
+        <w:t xml:space="preserve"> Coordination, Change Management, Reporting</w:t>
       </w:r>
     </w:p>
     <w:p>
@@ -130,7 +115,7 @@
         </w:tabs>
       </w:pPr>
       <w:r>
-        <w:t>Master of IT in Business</w:t>
+        <w:t>Singapore Management University, Singapore</w:t>
       </w:r>
       <w:r>
         <w:tab/>
@@ -142,7 +127,7 @@
         <w:pStyle w:val="ResumeSmall"/>
       </w:pPr>
       <w:r>
-        <w:t>Singapore Management University, Singapore</w:t>
+        <w:t>Master of IT in Business</w:t>
       </w:r>
     </w:p>
     <w:p>
@@ -150,13 +135,7 @@
         <w:pStyle w:val="ResumeSmall"/>
       </w:pPr>
       <w:r>
-        <w:t>Cumulative GPA: 3.47 / 4.00 | Relevant coursework: Computational Thinking with Python; Applied Machine Learning; Statistical Thinking for Data Science; Data Science for Business; Spreadsheet Modeling for Decision Making; Query Processing and Optimisation</w:t>
-      </w:r>
-      <w:r>
-        <w:t>; Visual</w:t>
-      </w:r>
-      <w:r>
-        <w:t xml:space="preserve"> Analytics; Social Analytics; Data Science in Financial Services</w:t>
+        <w:t xml:space="preserve">Cumulative GPA: 3.47 / 4.00 </w:t>
       </w:r>
     </w:p>
     <w:p>
@@ -167,7 +146,7 @@
         </w:tabs>
       </w:pPr>
       <w:r>
-        <w:t>Bachelor of Science in Applied Accounting</w:t>
+        <w:t>Oxford Brookes University, United Kingdom</w:t>
       </w:r>
       <w:r>
         <w:tab/>
@@ -179,7 +158,7 @@
         <w:pStyle w:val="ResumeSmall"/>
       </w:pPr>
       <w:r>
-        <w:t>Oxford Brookes University, United Kingdom</w:t>
+        <w:t>Bachelor of Science in Applied Accounting</w:t>
       </w:r>
     </w:p>
     <w:p>
@@ -190,7 +169,7 @@
         </w:tabs>
       </w:pPr>
       <w:r>
-        <w:t>Master of Science in Marketing</w:t>
+        <w:t>University of Leicester, United Kingdom</w:t>
       </w:r>
       <w:r>
         <w:tab/>
@@ -202,7 +181,7 @@
         <w:pStyle w:val="ResumeSmall"/>
       </w:pPr>
       <w:r>
-        <w:t>University of Leicester, United Kingdom</w:t>
+        <w:t>Master of Science in Marketing</w:t>
       </w:r>
     </w:p>
     <w:p>
@@ -213,7 +192,7 @@
         </w:tabs>
       </w:pPr>
       <w:r>
-        <w:t>BA in Business Management</w:t>
+        <w:t>University of Sunderland, United Kingdom</w:t>
       </w:r>
       <w:r>
         <w:tab/>
@@ -225,14 +204,14 @@
         <w:pStyle w:val="ResumeSmall"/>
       </w:pPr>
       <w:r>
-        <w:t>University of Sunderland, United Kingdom</w:t>
+        <w:t>BA in Business Management</w:t>
       </w:r>
     </w:p>
     <w:p>
       <w:pPr>
         <w:pStyle w:val="ResumeSection"/>
       </w:pPr>
-      <w:hyperlink r:id="rId6" w:history="1">
+      <w:hyperlink r:id="rId7" w:history="1">
         <w:r>
           <w:rPr>
             <w:rStyle w:val="Hyperlink"/>
@@ -261,21 +240,25 @@
         <w:rPr>
           <w:lang w:val="en-SG"/>
         </w:rPr>
-        <w:t xml:space="preserve"> | </w:t>
-      </w:r>
-      <w:r>
-        <w:rPr>
-          <w:i/>
-          <w:iCs/>
-          <w:lang w:val="en-SG"/>
-        </w:rPr>
-        <w:t>Applied Machine Learning</w:t>
+        <w:t xml:space="preserve"> </w:t>
       </w:r>
       <w:r>
         <w:rPr>
           <w:lang w:val="en-SG"/>
         </w:rPr>
-        <w:t xml:space="preserve"> | 2026</w:t>
+        <w:t>(</w:t>
+      </w:r>
+      <w:r>
+        <w:rPr>
+          <w:lang w:val="en-SG"/>
+        </w:rPr>
+        <w:t>Python, pandas, scikit-learn, Jupyter Notebook</w:t>
+      </w:r>
+      <w:r>
+        <w:rPr>
+          <w:lang w:val="en-SG"/>
+        </w:rPr>
+        <w:t>)</w:t>
       </w:r>
       <w:r>
         <w:rPr>
@@ -312,26 +295,6 @@
         </w:rPr>
         <w:t>.</w:t>
       </w:r>
-      <w:r>
-        <w:rPr>
-          <w:lang w:val="en-SG"/>
-        </w:rPr>
-        <w:br/>
-      </w:r>
-      <w:r>
-        <w:rPr>
-          <w:b/>
-          <w:bCs/>
-          <w:lang w:val="en-SG"/>
-        </w:rPr>
-        <w:t>Tools:</w:t>
-      </w:r>
-      <w:r>
-        <w:rPr>
-          <w:lang w:val="en-SG"/>
-        </w:rPr>
-        <w:t xml:space="preserve"> Python, pandas, scikit-learn, Jupyter Notebook</w:t>
-      </w:r>
     </w:p>
     <w:p>
       <w:pPr>
@@ -353,21 +316,25 @@
         <w:rPr>
           <w:lang w:val="en-SG"/>
         </w:rPr>
-        <w:t xml:space="preserve"> | </w:t>
-      </w:r>
-      <w:r>
-        <w:rPr>
-          <w:i/>
-          <w:iCs/>
-          <w:lang w:val="en-SG"/>
-        </w:rPr>
-        <w:t>Data Science for Business</w:t>
+        <w:t xml:space="preserve"> </w:t>
       </w:r>
       <w:r>
         <w:rPr>
           <w:lang w:val="en-SG"/>
         </w:rPr>
-        <w:t xml:space="preserve"> | 2026</w:t>
+        <w:t>(</w:t>
+      </w:r>
+      <w:r>
+        <w:rPr>
+          <w:lang w:val="en-SG"/>
+        </w:rPr>
+        <w:t>Python, Random Forest, Predictive Analytics</w:t>
+      </w:r>
+      <w:r>
+        <w:rPr>
+          <w:lang w:val="en-SG"/>
+        </w:rPr>
+        <w:t>)</w:t>
       </w:r>
       <w:r>
         <w:rPr>
@@ -404,26 +371,6 @@
         </w:rPr>
         <w:t xml:space="preserve"> and generated optimized pricing recommendations for new listings.</w:t>
       </w:r>
-      <w:r>
-        <w:rPr>
-          <w:lang w:val="en-SG"/>
-        </w:rPr>
-        <w:br/>
-      </w:r>
-      <w:r>
-        <w:rPr>
-          <w:b/>
-          <w:bCs/>
-          <w:lang w:val="en-SG"/>
-        </w:rPr>
-        <w:t>Tools:</w:t>
-      </w:r>
-      <w:r>
-        <w:rPr>
-          <w:lang w:val="en-SG"/>
-        </w:rPr>
-        <w:t xml:space="preserve"> Python, Random Forest, Predictive Analytics</w:t>
-      </w:r>
     </w:p>
     <w:p>
       <w:pPr>
@@ -445,21 +392,25 @@
         <w:rPr>
           <w:lang w:val="en-SG"/>
         </w:rPr>
-        <w:t xml:space="preserve"> | </w:t>
-      </w:r>
-      <w:r>
-        <w:rPr>
-          <w:i/>
-          <w:iCs/>
-          <w:lang w:val="en-SG"/>
-        </w:rPr>
-        <w:t>Query Processing &amp; Optimisation</w:t>
+        <w:t xml:space="preserve"> </w:t>
       </w:r>
       <w:r>
         <w:rPr>
           <w:lang w:val="en-SG"/>
         </w:rPr>
-        <w:t xml:space="preserve"> | 2026</w:t>
+        <w:t>(</w:t>
+      </w:r>
+      <w:r>
+        <w:rPr>
+          <w:lang w:val="en-SG"/>
+        </w:rPr>
+        <w:t>MySQL, SQL, Database Optimization</w:t>
+      </w:r>
+      <w:r>
+        <w:rPr>
+          <w:lang w:val="en-SG"/>
+        </w:rPr>
+        <w:t>)</w:t>
       </w:r>
       <w:r>
         <w:rPr>
@@ -508,27 +459,7 @@
         <w:rPr>
           <w:lang w:val="en-SG"/>
         </w:rPr>
-        <w:t>.</w:t>
-      </w:r>
-      <w:r>
-        <w:rPr>
-          <w:lang w:val="en-SG"/>
-        </w:rPr>
-        <w:br/>
-      </w:r>
-      <w:r>
-        <w:rPr>
-          <w:b/>
-          <w:bCs/>
-          <w:lang w:val="en-SG"/>
-        </w:rPr>
-        <w:t>Tools:</w:t>
-      </w:r>
-      <w:r>
-        <w:rPr>
-          <w:lang w:val="en-SG"/>
-        </w:rPr>
-        <w:t xml:space="preserve"> MySQL, SQL, Database Optimization</w:t>
+        <w:t xml:space="preserve">. </w:t>
       </w:r>
     </w:p>
     <w:p>
@@ -551,21 +482,31 @@
         <w:rPr>
           <w:lang w:val="en-SG"/>
         </w:rPr>
-        <w:t xml:space="preserve"> | </w:t>
-      </w:r>
-      <w:r>
-        <w:rPr>
-          <w:i/>
-          <w:iCs/>
-          <w:lang w:val="en-SG"/>
-        </w:rPr>
-        <w:t>Data Science for Financial Services</w:t>
+        <w:t xml:space="preserve"> </w:t>
       </w:r>
       <w:r>
         <w:rPr>
           <w:lang w:val="en-SG"/>
         </w:rPr>
-        <w:t xml:space="preserve"> | 2026</w:t>
+        <w:t>(</w:t>
+      </w:r>
+      <w:r>
+        <w:rPr>
+          <w:lang w:val="en-SG"/>
+        </w:rPr>
+        <w:t>Google AI Studio, Generative AI, Prompt Engineering</w:t>
+      </w:r>
+      <w:r>
+        <w:rPr>
+          <w:lang w:val="en-SG"/>
+        </w:rPr>
+        <w:t xml:space="preserve"> </w:t>
+      </w:r>
+      <w:r>
+        <w:rPr>
+          <w:lang w:val="en-SG"/>
+        </w:rPr>
+        <w:t>)</w:t>
       </w:r>
       <w:r>
         <w:rPr>
@@ -573,26 +514,6 @@
         </w:rPr>
         <w:br/>
         <w:t>Designed an AI-assisted workflow to detect suspicious trader communications, including market manipulation and confidential information leakage. Compared traditional keyword searches with contextual AI analysis to improve compliance monitoring and misconduct detection.</w:t>
-      </w:r>
-      <w:r>
-        <w:rPr>
-          <w:lang w:val="en-SG"/>
-        </w:rPr>
-        <w:br/>
-      </w:r>
-      <w:r>
-        <w:rPr>
-          <w:b/>
-          <w:bCs/>
-          <w:lang w:val="en-SG"/>
-        </w:rPr>
-        <w:t>Tools:</w:t>
-      </w:r>
-      <w:r>
-        <w:rPr>
-          <w:lang w:val="en-SG"/>
-        </w:rPr>
-        <w:t xml:space="preserve"> Google AI Studio, Generative AI, Prompt Engineering</w:t>
       </w:r>
     </w:p>
     <w:p>
@@ -612,21 +533,38 @@
         <w:tabs>
           <w:tab w:val="right" w:pos="9576"/>
         </w:tabs>
+        <w:rPr>
+          <w:lang w:eastAsia="zh-CN"/>
+        </w:rPr>
       </w:pPr>
       <w:r>
-        <w:t>Project Manager / ERP System Manager | Shanghai Zhenghe Communication Equipment Leasing Co., Ltd.</w:t>
+        <w:t>Shanghai Zhenghe Communication Equipment Leasing Co., Ltd.</w:t>
+      </w:r>
+      <w:r>
+        <w:t xml:space="preserve"> </w:t>
+      </w:r>
+      <w:r>
+        <w:rPr>
+          <w:lang w:eastAsia="zh-CN"/>
+        </w:rPr>
+        <w:tab/>
+      </w:r>
+      <w:r>
+        <w:t>Nov 2016 - Nov 2022</w:t>
       </w:r>
     </w:p>
     <w:p>
       <w:pPr>
-        <w:pStyle w:val="ResumeSmall"/>
-        <w:keepNext/>
+        <w:pStyle w:val="ResumeRole"/>
+        <w:tabs>
+          <w:tab w:val="right" w:pos="9576"/>
+        </w:tabs>
+        <w:rPr>
+          <w:lang w:eastAsia="zh-CN"/>
+        </w:rPr>
       </w:pPr>
       <w:r>
-        <w:rPr>
-          <w:i/>
-        </w:rPr>
-        <w:t>Nov 2016 - Nov 2022</w:t>
+        <w:t>Project Manager / ERP System Manager</w:t>
       </w:r>
     </w:p>
     <w:p>
@@ -635,7 +573,7 @@
         <w:keepLines/>
       </w:pPr>
       <w:r>
-        <w:t>• Coordinated project schedules, resources, documentation, and cross-functional activities across project stages to support timely delivery.</w:t>
+        <w:t>• Coordinated project schedules, resources, documentation, and cross-functional activities across project stages.</w:t>
       </w:r>
     </w:p>
     <w:p>
@@ -682,17 +620,6 @@
     </w:p>
     <w:p>
       <w:pPr>
-        <w:pStyle w:val="ResumeSmall"/>
-      </w:pPr>
-      <w:r>
-        <w:rPr>
-          <w:i/>
-        </w:rPr>
-        <w:t>Full-time: Mar 2015 - Feb 2016 | Freelance: Mar 2016 - Oct 2016</w:t>
-      </w:r>
-    </w:p>
-    <w:p>
-      <w:pPr>
         <w:pStyle w:val="ResumeBullet"/>
         <w:keepLines/>
       </w:pPr>
@@ -715,8 +642,7 @@
         <w:keepLines/>
       </w:pPr>
       <w:r>
-        <w:lastRenderedPageBreak/>
-        <w:t>• Reviewed vendor tests, supported testing teams on linguistic standards, and collaborated with project managers and multilingual teams.</w:t>
+        <w:t>• Reviewed vendor tests, supported testing teams, and collaborated with project managers and multilingual teams.</w:t>
       </w:r>
     </w:p>
     <w:p>
@@ -758,7 +684,7 @@
         <w:keepLines/>
       </w:pPr>
       <w:r>
-        <w:t>• Produced English marketing copy, edited localized content, and supported publication across social media and community channels.</w:t>
+        <w:t>• Produced English marketing copy, and supported publication across social media and community channels.</w:t>
       </w:r>
     </w:p>
     <w:p>
@@ -767,7 +693,7 @@
         <w:keepLines/>
       </w:pPr>
       <w:r>
-        <w:t>• Resolved player issues through email, online, and live support; escalated feedback to project teams and was promoted to team leader.</w:t>
+        <w:t>• Resolved player issues; escalated feedback to project teams and was promoted to team leader.</w:t>
       </w:r>
     </w:p>
     <w:p>
@@ -793,11 +719,6 @@
       <w:r>
         <w:t>• Selected and edited publication content, translated journals and documents between Chinese and English, and designed marketing materials.</w:t>
       </w:r>
-    </w:p>
-    <w:p>
-      <w:pPr>
-        <w:spacing w:after="0"/>
-      </w:pPr>
     </w:p>
     <w:sectPr>
       <w:pgSz w:w="12240" w:h="15840"/>
@@ -12464,6 +12385,99 @@
       <w:shd w:val="clear" w:color="auto" w:fill="E1DFDD"/>
     </w:rPr>
   </w:style>
+  <w:style w:type="paragraph" w:styleId="Revision">
+    <w:name w:val="Revision"/>
+    <w:hidden/>
+    <w:uiPriority w:val="99"/>
+    <w:semiHidden/>
+    <w:rsid w:val="00675AFD"/>
+    <w:pPr>
+      <w:spacing w:after="0" w:line="240" w:lineRule="auto"/>
+    </w:pPr>
+    <w:rPr>
+      <w:rFonts w:ascii="Aptos" w:eastAsia="Aptos" w:hAnsi="Aptos"/>
+      <w:sz w:val="18"/>
+    </w:rPr>
+  </w:style>
+  <w:style w:type="character" w:styleId="CommentReference">
+    <w:name w:val="annotation reference"/>
+    <w:basedOn w:val="DefaultParagraphFont"/>
+    <w:uiPriority w:val="99"/>
+    <w:semiHidden/>
+    <w:unhideWhenUsed/>
+    <w:rsid w:val="00675AFD"/>
+    <w:rPr>
+      <w:sz w:val="16"/>
+      <w:szCs w:val="16"/>
+    </w:rPr>
+  </w:style>
+  <w:style w:type="paragraph" w:styleId="CommentText">
+    <w:name w:val="annotation text"/>
+    <w:basedOn w:val="Normal"/>
+    <w:link w:val="CommentTextChar"/>
+    <w:uiPriority w:val="99"/>
+    <w:semiHidden/>
+    <w:unhideWhenUsed/>
+    <w:rsid w:val="00675AFD"/>
+    <w:rPr>
+      <w:sz w:val="20"/>
+      <w:szCs w:val="20"/>
+    </w:rPr>
+  </w:style>
+  <w:style w:type="character" w:customStyle="1" w:styleId="CommentTextChar">
+    <w:name w:val="Comment Text Char"/>
+    <w:basedOn w:val="DefaultParagraphFont"/>
+    <w:link w:val="CommentText"/>
+    <w:uiPriority w:val="99"/>
+    <w:semiHidden/>
+    <w:rsid w:val="00675AFD"/>
+    <w:rPr>
+      <w:rFonts w:ascii="Aptos" w:eastAsia="Aptos" w:hAnsi="Aptos"/>
+      <w:sz w:val="20"/>
+      <w:szCs w:val="20"/>
+    </w:rPr>
+  </w:style>
+  <w:style w:type="paragraph" w:styleId="CommentSubject">
+    <w:name w:val="annotation subject"/>
+    <w:basedOn w:val="CommentText"/>
+    <w:next w:val="CommentText"/>
+    <w:link w:val="CommentSubjectChar"/>
+    <w:uiPriority w:val="99"/>
+    <w:semiHidden/>
+    <w:unhideWhenUsed/>
+    <w:rsid w:val="00675AFD"/>
+    <w:rPr>
+      <w:b/>
+      <w:bCs/>
+    </w:rPr>
+  </w:style>
+  <w:style w:type="character" w:customStyle="1" w:styleId="CommentSubjectChar">
+    <w:name w:val="Comment Subject Char"/>
+    <w:basedOn w:val="CommentTextChar"/>
+    <w:link w:val="CommentSubject"/>
+    <w:uiPriority w:val="99"/>
+    <w:semiHidden/>
+    <w:rsid w:val="00675AFD"/>
+    <w:rPr>
+      <w:rFonts w:ascii="Aptos" w:eastAsia="Aptos" w:hAnsi="Aptos"/>
+      <w:b/>
+      <w:bCs/>
+      <w:sz w:val="20"/>
+      <w:szCs w:val="20"/>
+    </w:rPr>
+  </w:style>
+  <w:style w:type="character" w:styleId="FollowedHyperlink">
+    <w:name w:val="FollowedHyperlink"/>
+    <w:basedOn w:val="DefaultParagraphFont"/>
+    <w:uiPriority w:val="99"/>
+    <w:semiHidden/>
+    <w:unhideWhenUsed/>
+    <w:rsid w:val="00675AFD"/>
+    <w:rPr>
+      <w:color w:val="800080" w:themeColor="followedHyperlink"/>
+      <w:u w:val="single"/>
+    </w:rPr>
+  </w:style>
 </w:styles>
 </file>
 
@@ -12797,4 +12811,10 @@
     <ds:schemaRef ds:uri="http://schemas.openxmlformats.org/officeDocument/2006/bibliography"/>
   </ds:schemaRefs>
 </ds:datastoreItem>
+</file>
+
+<file path=docMetadata/LabelInfo.xml><?xml version="1.0" encoding="utf-8"?>
+<clbl:labelList xmlns:clbl="http://schemas.microsoft.com/office/2020/mipLabelMetadata">
+  <clbl:label id="{6951d41b-6b8e-4636-984f-012bff14ba18}" enabled="1" method="Standard" siteId="{c98a79ca-5a9a-4791-a243-f06afd67464d}" contentBits="1" removed="0"/>
+</clbl:labelList>
 </file>